--- a/app/easycashbackend/templates/QUIT_CLAIM.docx
+++ b/app/easycashbackend/templates/QUIT_CLAIM.docx
@@ -125,7 +125,7 @@
               <w:rPr>
                 <w:sz w:val="16"/>
               </w:rPr>
-              <w:t xml:space="preserve">  __________________________________________</w:t>
+              <w:t xml:space="preserve">{BorrowerName}</w:t>
             </w:r>
           </w:p>
         </w:tc>
@@ -162,7 +162,7 @@
               <w:rPr>
                 <w:sz w:val="16"/>
               </w:rPr>
-              <w:t xml:space="preserve">  __________________________________________</w:t>
+              <w:t xml:space="preserve">{GeneratedDate}</w:t>
             </w:r>
           </w:p>
         </w:tc>
@@ -205,7 +205,7 @@
               <w:rPr>
                 <w:sz w:val="16"/>
               </w:rPr>
-              <w:t xml:space="preserve">  __________________________________________</w:t>
+              <w:t xml:space="preserve">{Address}</w:t>
             </w:r>
           </w:p>
         </w:tc>
@@ -243,7 +243,7 @@
               <w:rPr>
                 <w:sz w:val="16"/>
               </w:rPr>
-              <w:t xml:space="preserve">  __________________________________________</w:t>
+              <w:t xml:space="preserve">{ContactNumber}</w:t>
             </w:r>
           </w:p>
         </w:tc>
@@ -322,7 +322,7 @@
               <w:rPr>
                 <w:sz w:val="16"/>
               </w:rPr>
-              <w:t xml:space="preserve">  __________________________________________</w:t>
+              <w:t xml:space="preserve">{LoanDate}</w:t>
             </w:r>
           </w:p>
         </w:tc>
@@ -365,7 +365,7 @@
               <w:rPr>
                 <w:sz w:val="16"/>
               </w:rPr>
-              <w:t xml:space="preserve">  __________________________________________</w:t>
+              <w:t xml:space="preserve">{LoanAmountFigures}</w:t>
             </w:r>
           </w:p>
         </w:tc>
@@ -403,7 +403,7 @@
               <w:rPr>
                 <w:sz w:val="16"/>
               </w:rPr>
-              <w:t xml:space="preserve">  __________________________________________</w:t>
+              <w:t xml:space="preserve">{MaturityDate}</w:t>
             </w:r>
           </w:p>
         </w:tc>
@@ -582,7 +582,7 @@
               <w:rPr>
                 <w:sz w:val="15"/>
               </w:rPr>
-              <w:t>Bank: ______________________________</w:t>
+              <w:t xml:space="preserve">Bank: {Bank}   Branch: {Branch}   Account No.: {AccountNumber}   ATM Card No.: {ATMCardNumber}</w:t>
             </w:r>
           </w:p>
         </w:tc>

--- a/app/easycashbackend/templates/QUIT_CLAIM.docx
+++ b/app/easycashbackend/templates/QUIT_CLAIM.docx
@@ -4,7 +4,7 @@
   <w:body>
     <w:p>
       <w:pPr>
-        <w:spacing w:after="40" w:line="216" w:lineRule="auto"/>
+        <w:spacing w:after="20" w:line="204" w:lineRule="auto"/>
         <w:jc w:val="center"/>
       </w:pPr>
       <w:r>
@@ -18,7 +18,7 @@
     </w:p>
     <w:p>
       <w:pPr>
-        <w:spacing w:after="40" w:line="216" w:lineRule="auto"/>
+        <w:spacing w:after="20" w:line="204" w:lineRule="auto"/>
         <w:jc w:val="center"/>
       </w:pPr>
       <w:r>
@@ -49,16 +49,16 @@
             <w:tcW w:w="10224" w:type="dxa"/>
             <w:shd w:val="clear" w:color="auto" w:fill="17365D"/>
             <w:tcMar>
-              <w:top w:w="45" w:type="dxa"/>
+              <w:top w:w="25" w:type="dxa"/>
               <w:left w:w="65" w:type="dxa"/>
-              <w:bottom w:w="45" w:type="dxa"/>
+              <w:bottom w:w="25" w:type="dxa"/>
               <w:right w:w="65" w:type="dxa"/>
             </w:tcMar>
             <w:vAlign w:val="center"/>
           </w:tcPr>
           <w:p>
             <w:pPr>
-              <w:spacing w:after="0" w:line="216" w:lineRule="auto"/>
+              <w:spacing w:after="0" w:line="204" w:lineRule="auto"/>
             </w:pPr>
             <w:r>
               <w:rPr>
@@ -74,7 +74,7 @@
     </w:tbl>
     <w:p>
       <w:pPr>
-        <w:spacing w:after="40" w:line="216" w:lineRule="auto"/>
+        <w:spacing w:after="20" w:line="204" w:lineRule="auto"/>
       </w:pPr>
     </w:p>
     <w:tbl>
@@ -102,16 +102,16 @@
               <w:right w:val="single" w:sz="6" w:space="0" w:color="C9D2DC"/>
             </w:tcBorders>
             <w:tcMar>
-              <w:top w:w="45" w:type="dxa"/>
+              <w:top w:w="25" w:type="dxa"/>
               <w:left w:w="65" w:type="dxa"/>
-              <w:bottom w:w="45" w:type="dxa"/>
+              <w:bottom w:w="25" w:type="dxa"/>
               <w:right w:w="65" w:type="dxa"/>
             </w:tcMar>
             <w:vAlign w:val="center"/>
           </w:tcPr>
           <w:p>
             <w:pPr>
-              <w:spacing w:after="0" w:line="216" w:lineRule="auto"/>
+              <w:spacing w:after="0" w:line="204" w:lineRule="auto"/>
             </w:pPr>
             <w:r>
               <w:rPr>
@@ -139,16 +139,16 @@
               <w:right w:val="single" w:sz="6" w:space="0" w:color="C9D2DC"/>
             </w:tcBorders>
             <w:tcMar>
-              <w:top w:w="45" w:type="dxa"/>
+              <w:top w:w="25" w:type="dxa"/>
               <w:left w:w="65" w:type="dxa"/>
-              <w:bottom w:w="45" w:type="dxa"/>
+              <w:bottom w:w="25" w:type="dxa"/>
               <w:right w:w="65" w:type="dxa"/>
             </w:tcMar>
             <w:vAlign w:val="center"/>
           </w:tcPr>
           <w:p>
             <w:pPr>
-              <w:spacing w:after="0" w:line="216" w:lineRule="auto"/>
+              <w:spacing w:after="0" w:line="204" w:lineRule="auto"/>
             </w:pPr>
             <w:r>
               <w:rPr>
@@ -182,16 +182,16 @@
             </w:tcBorders>
             <w:shd w:val="clear" w:color="auto" w:fill="F5F7FA"/>
             <w:tcMar>
-              <w:top w:w="45" w:type="dxa"/>
+              <w:top w:w="25" w:type="dxa"/>
               <w:left w:w="65" w:type="dxa"/>
-              <w:bottom w:w="45" w:type="dxa"/>
+              <w:bottom w:w="25" w:type="dxa"/>
               <w:right w:w="65" w:type="dxa"/>
             </w:tcMar>
             <w:vAlign w:val="center"/>
           </w:tcPr>
           <w:p>
             <w:pPr>
-              <w:spacing w:after="0" w:line="216" w:lineRule="auto"/>
+              <w:spacing w:after="0" w:line="204" w:lineRule="auto"/>
             </w:pPr>
             <w:r>
               <w:rPr>
@@ -220,16 +220,16 @@
             </w:tcBorders>
             <w:shd w:val="clear" w:color="auto" w:fill="F5F7FA"/>
             <w:tcMar>
-              <w:top w:w="45" w:type="dxa"/>
+              <w:top w:w="25" w:type="dxa"/>
               <w:left w:w="65" w:type="dxa"/>
-              <w:bottom w:w="45" w:type="dxa"/>
+              <w:bottom w:w="25" w:type="dxa"/>
               <w:right w:w="65" w:type="dxa"/>
             </w:tcMar>
             <w:vAlign w:val="center"/>
           </w:tcPr>
           <w:p>
             <w:pPr>
-              <w:spacing w:after="0" w:line="216" w:lineRule="auto"/>
+              <w:spacing w:after="0" w:line="204" w:lineRule="auto"/>
             </w:pPr>
             <w:r>
               <w:rPr>
@@ -262,16 +262,16 @@
               <w:right w:val="single" w:sz="6" w:space="0" w:color="C9D2DC"/>
             </w:tcBorders>
             <w:tcMar>
-              <w:top w:w="45" w:type="dxa"/>
+              <w:top w:w="25" w:type="dxa"/>
               <w:left w:w="65" w:type="dxa"/>
-              <w:bottom w:w="45" w:type="dxa"/>
+              <w:bottom w:w="25" w:type="dxa"/>
               <w:right w:w="65" w:type="dxa"/>
             </w:tcMar>
             <w:vAlign w:val="center"/>
           </w:tcPr>
           <w:p>
             <w:pPr>
-              <w:spacing w:after="0" w:line="216" w:lineRule="auto"/>
+              <w:spacing w:after="0" w:line="204" w:lineRule="auto"/>
             </w:pPr>
             <w:r>
               <w:rPr>
@@ -299,16 +299,16 @@
               <w:right w:val="single" w:sz="6" w:space="0" w:color="C9D2DC"/>
             </w:tcBorders>
             <w:tcMar>
-              <w:top w:w="45" w:type="dxa"/>
+              <w:top w:w="25" w:type="dxa"/>
               <w:left w:w="65" w:type="dxa"/>
-              <w:bottom w:w="45" w:type="dxa"/>
+              <w:bottom w:w="25" w:type="dxa"/>
               <w:right w:w="65" w:type="dxa"/>
             </w:tcMar>
             <w:vAlign w:val="center"/>
           </w:tcPr>
           <w:p>
             <w:pPr>
-              <w:spacing w:after="0" w:line="216" w:lineRule="auto"/>
+              <w:spacing w:after="0" w:line="204" w:lineRule="auto"/>
             </w:pPr>
             <w:r>
               <w:rPr>
@@ -342,16 +342,16 @@
             </w:tcBorders>
             <w:shd w:val="clear" w:color="auto" w:fill="F5F7FA"/>
             <w:tcMar>
-              <w:top w:w="45" w:type="dxa"/>
+              <w:top w:w="25" w:type="dxa"/>
               <w:left w:w="65" w:type="dxa"/>
-              <w:bottom w:w="45" w:type="dxa"/>
+              <w:bottom w:w="25" w:type="dxa"/>
               <w:right w:w="65" w:type="dxa"/>
             </w:tcMar>
             <w:vAlign w:val="center"/>
           </w:tcPr>
           <w:p>
             <w:pPr>
-              <w:spacing w:after="0" w:line="216" w:lineRule="auto"/>
+              <w:spacing w:after="0" w:line="204" w:lineRule="auto"/>
             </w:pPr>
             <w:r>
               <w:rPr>
@@ -380,16 +380,16 @@
             </w:tcBorders>
             <w:shd w:val="clear" w:color="auto" w:fill="F5F7FA"/>
             <w:tcMar>
-              <w:top w:w="45" w:type="dxa"/>
+              <w:top w:w="25" w:type="dxa"/>
               <w:left w:w="65" w:type="dxa"/>
-              <w:bottom w:w="45" w:type="dxa"/>
+              <w:bottom w:w="25" w:type="dxa"/>
               <w:right w:w="65" w:type="dxa"/>
             </w:tcMar>
             <w:vAlign w:val="center"/>
           </w:tcPr>
           <w:p>
             <w:pPr>
-              <w:spacing w:after="0" w:line="216" w:lineRule="auto"/>
+              <w:spacing w:after="0" w:line="204" w:lineRule="auto"/>
             </w:pPr>
             <w:r>
               <w:rPr>
@@ -411,7 +411,7 @@
     </w:tbl>
     <w:p>
       <w:pPr>
-        <w:spacing w:after="40" w:line="216" w:lineRule="auto"/>
+        <w:spacing w:after="20" w:line="204" w:lineRule="auto"/>
       </w:pPr>
       <w:r>
         <w:rPr>
@@ -443,16 +443,16 @@
             <w:tcW w:w="10224" w:type="dxa"/>
             <w:shd w:val="clear" w:color="auto" w:fill="17365D"/>
             <w:tcMar>
-              <w:top w:w="45" w:type="dxa"/>
+              <w:top w:w="25" w:type="dxa"/>
               <w:left w:w="65" w:type="dxa"/>
-              <w:bottom w:w="45" w:type="dxa"/>
+              <w:bottom w:w="25" w:type="dxa"/>
               <w:right w:w="65" w:type="dxa"/>
             </w:tcMar>
             <w:vAlign w:val="center"/>
           </w:tcPr>
           <w:p>
             <w:pPr>
-              <w:spacing w:after="0" w:line="216" w:lineRule="auto"/>
+              <w:spacing w:after="0" w:line="204" w:lineRule="auto"/>
             </w:pPr>
             <w:r>
               <w:rPr>
@@ -468,12 +468,12 @@
     </w:tbl>
     <w:p>
       <w:pPr>
-        <w:spacing w:after="40" w:line="216" w:lineRule="auto"/>
+        <w:spacing w:after="20" w:line="204" w:lineRule="auto"/>
       </w:pPr>
     </w:p>
     <w:p>
       <w:pPr>
-        <w:spacing w:after="40" w:line="216" w:lineRule="auto"/>
+        <w:spacing w:after="20" w:line="204" w:lineRule="auto"/>
       </w:pPr>
       <w:r>
         <w:rPr>
@@ -509,16 +509,16 @@
             </w:tcBorders>
             <w:shd w:val="clear" w:color="auto" w:fill="F5F7FA"/>
             <w:tcMar>
-              <w:top w:w="45" w:type="dxa"/>
+              <w:top w:w="25" w:type="dxa"/>
               <w:left w:w="65" w:type="dxa"/>
-              <w:bottom w:w="45" w:type="dxa"/>
+              <w:bottom w:w="25" w:type="dxa"/>
               <w:right w:w="65" w:type="dxa"/>
             </w:tcMar>
             <w:vAlign w:val="center"/>
           </w:tcPr>
           <w:p>
             <w:pPr>
-              <w:spacing w:after="0" w:line="216" w:lineRule="auto"/>
+              <w:spacing w:after="0" w:line="204" w:lineRule="auto"/>
             </w:pPr>
             <w:r>
               <w:t>☐</w:t>
@@ -536,16 +536,16 @@
             </w:tcBorders>
             <w:shd w:val="clear" w:color="auto" w:fill="F5F7FA"/>
             <w:tcMar>
-              <w:top w:w="45" w:type="dxa"/>
+              <w:top w:w="25" w:type="dxa"/>
               <w:left w:w="65" w:type="dxa"/>
-              <w:bottom w:w="45" w:type="dxa"/>
+              <w:bottom w:w="25" w:type="dxa"/>
               <w:right w:w="65" w:type="dxa"/>
             </w:tcMar>
             <w:vAlign w:val="center"/>
           </w:tcPr>
           <w:p>
             <w:pPr>
-              <w:spacing w:after="0" w:line="216" w:lineRule="auto"/>
+              <w:spacing w:after="0" w:line="204" w:lineRule="auto"/>
             </w:pPr>
             <w:r>
               <w:rPr>
@@ -567,22 +567,24 @@
             </w:tcBorders>
             <w:shd w:val="clear" w:color="auto" w:fill="F5F7FA"/>
             <w:tcMar>
-              <w:top w:w="45" w:type="dxa"/>
+              <w:top w:w="25" w:type="dxa"/>
               <w:left w:w="65" w:type="dxa"/>
-              <w:bottom w:w="45" w:type="dxa"/>
+              <w:bottom w:w="25" w:type="dxa"/>
               <w:right w:w="65" w:type="dxa"/>
             </w:tcMar>
             <w:vAlign w:val="center"/>
           </w:tcPr>
           <w:p>
             <w:pPr>
-              <w:spacing w:after="0" w:line="216" w:lineRule="auto"/>
+              <w:spacing w:after="0" w:line="204" w:lineRule="auto"/>
             </w:pPr>
             <w:r>
               <w:rPr>
-                <w:sz w:val="15"/>
+                <w:sz w:val="11"/>
               </w:rPr>
-              <w:t xml:space="preserve">Bank: {Bank}   Branch: {Branch}   Account No.: {AccountNumber}   ATM Card No.: {ATMCardNumber}</w:t>
+              <w:t xml:space="preserve">Bank: {Bank}   Branch: {Branch}</w:t>
+              <w:br/>
+              <w:t xml:space="preserve">Acct No.: {AccountNumber}   ATM No.: {ATMCardNumber}</w:t>
             </w:r>
           </w:p>
         </w:tc>
@@ -601,16 +603,16 @@
               <w:right w:val="single" w:sz="4" w:space="0" w:color="C9D2DC"/>
             </w:tcBorders>
             <w:tcMar>
-              <w:top w:w="45" w:type="dxa"/>
+              <w:top w:w="25" w:type="dxa"/>
               <w:left w:w="65" w:type="dxa"/>
-              <w:bottom w:w="45" w:type="dxa"/>
+              <w:bottom w:w="25" w:type="dxa"/>
               <w:right w:w="65" w:type="dxa"/>
             </w:tcMar>
             <w:vAlign w:val="center"/>
           </w:tcPr>
           <w:p>
             <w:pPr>
-              <w:spacing w:after="0" w:line="216" w:lineRule="auto"/>
+              <w:spacing w:after="0" w:line="204" w:lineRule="auto"/>
             </w:pPr>
             <w:r>
               <w:t>☐</w:t>
@@ -627,16 +629,16 @@
               <w:right w:val="single" w:sz="4" w:space="0" w:color="C9D2DC"/>
             </w:tcBorders>
             <w:tcMar>
-              <w:top w:w="45" w:type="dxa"/>
+              <w:top w:w="25" w:type="dxa"/>
               <w:left w:w="65" w:type="dxa"/>
-              <w:bottom w:w="45" w:type="dxa"/>
+              <w:bottom w:w="25" w:type="dxa"/>
               <w:right w:w="65" w:type="dxa"/>
             </w:tcMar>
             <w:vAlign w:val="center"/>
           </w:tcPr>
           <w:p>
             <w:pPr>
-              <w:spacing w:after="0" w:line="216" w:lineRule="auto"/>
+              <w:spacing w:after="0" w:line="204" w:lineRule="auto"/>
             </w:pPr>
             <w:r>
               <w:rPr>
@@ -657,16 +659,16 @@
               <w:right w:val="single" w:sz="4" w:space="0" w:color="C9D2DC"/>
             </w:tcBorders>
             <w:tcMar>
-              <w:top w:w="45" w:type="dxa"/>
+              <w:top w:w="25" w:type="dxa"/>
               <w:left w:w="65" w:type="dxa"/>
-              <w:bottom w:w="45" w:type="dxa"/>
+              <w:bottom w:w="25" w:type="dxa"/>
               <w:right w:w="65" w:type="dxa"/>
             </w:tcMar>
             <w:vAlign w:val="center"/>
           </w:tcPr>
           <w:p>
             <w:pPr>
-              <w:spacing w:after="0" w:line="216" w:lineRule="auto"/>
+              <w:spacing w:after="0" w:line="204" w:lineRule="auto"/>
             </w:pPr>
             <w:r>
               <w:rPr>
@@ -692,16 +694,16 @@
             </w:tcBorders>
             <w:shd w:val="clear" w:color="auto" w:fill="F5F7FA"/>
             <w:tcMar>
-              <w:top w:w="45" w:type="dxa"/>
+              <w:top w:w="25" w:type="dxa"/>
               <w:left w:w="65" w:type="dxa"/>
-              <w:bottom w:w="45" w:type="dxa"/>
+              <w:bottom w:w="25" w:type="dxa"/>
               <w:right w:w="65" w:type="dxa"/>
             </w:tcMar>
             <w:vAlign w:val="center"/>
           </w:tcPr>
           <w:p>
             <w:pPr>
-              <w:spacing w:after="0" w:line="216" w:lineRule="auto"/>
+              <w:spacing w:after="0" w:line="204" w:lineRule="auto"/>
             </w:pPr>
             <w:r>
               <w:t>☐</w:t>
@@ -719,16 +721,16 @@
             </w:tcBorders>
             <w:shd w:val="clear" w:color="auto" w:fill="F5F7FA"/>
             <w:tcMar>
-              <w:top w:w="45" w:type="dxa"/>
+              <w:top w:w="25" w:type="dxa"/>
               <w:left w:w="65" w:type="dxa"/>
-              <w:bottom w:w="45" w:type="dxa"/>
+              <w:bottom w:w="25" w:type="dxa"/>
               <w:right w:w="65" w:type="dxa"/>
             </w:tcMar>
             <w:vAlign w:val="center"/>
           </w:tcPr>
           <w:p>
             <w:pPr>
-              <w:spacing w:after="0" w:line="216" w:lineRule="auto"/>
+              <w:spacing w:after="0" w:line="204" w:lineRule="auto"/>
             </w:pPr>
             <w:r>
               <w:rPr>
@@ -750,16 +752,16 @@
             </w:tcBorders>
             <w:shd w:val="clear" w:color="auto" w:fill="F5F7FA"/>
             <w:tcMar>
-              <w:top w:w="45" w:type="dxa"/>
+              <w:top w:w="25" w:type="dxa"/>
               <w:left w:w="65" w:type="dxa"/>
-              <w:bottom w:w="45" w:type="dxa"/>
+              <w:bottom w:w="25" w:type="dxa"/>
               <w:right w:w="65" w:type="dxa"/>
             </w:tcMar>
             <w:vAlign w:val="center"/>
           </w:tcPr>
           <w:p>
             <w:pPr>
-              <w:spacing w:after="0" w:line="216" w:lineRule="auto"/>
+              <w:spacing w:after="0" w:line="204" w:lineRule="auto"/>
             </w:pPr>
             <w:r>
               <w:rPr>
@@ -784,16 +786,16 @@
               <w:right w:val="single" w:sz="4" w:space="0" w:color="C9D2DC"/>
             </w:tcBorders>
             <w:tcMar>
-              <w:top w:w="45" w:type="dxa"/>
+              <w:top w:w="25" w:type="dxa"/>
               <w:left w:w="65" w:type="dxa"/>
-              <w:bottom w:w="45" w:type="dxa"/>
+              <w:bottom w:w="25" w:type="dxa"/>
               <w:right w:w="65" w:type="dxa"/>
             </w:tcMar>
             <w:vAlign w:val="center"/>
           </w:tcPr>
           <w:p>
             <w:pPr>
-              <w:spacing w:after="0" w:line="216" w:lineRule="auto"/>
+              <w:spacing w:after="0" w:line="204" w:lineRule="auto"/>
             </w:pPr>
             <w:r>
               <w:t>☐</w:t>
@@ -810,16 +812,16 @@
               <w:right w:val="single" w:sz="4" w:space="0" w:color="C9D2DC"/>
             </w:tcBorders>
             <w:tcMar>
-              <w:top w:w="45" w:type="dxa"/>
+              <w:top w:w="25" w:type="dxa"/>
               <w:left w:w="65" w:type="dxa"/>
-              <w:bottom w:w="45" w:type="dxa"/>
+              <w:bottom w:w="25" w:type="dxa"/>
               <w:right w:w="65" w:type="dxa"/>
             </w:tcMar>
             <w:vAlign w:val="center"/>
           </w:tcPr>
           <w:p>
             <w:pPr>
-              <w:spacing w:after="0" w:line="216" w:lineRule="auto"/>
+              <w:spacing w:after="0" w:line="204" w:lineRule="auto"/>
             </w:pPr>
             <w:r>
               <w:rPr>
@@ -840,16 +842,16 @@
               <w:right w:val="single" w:sz="4" w:space="0" w:color="C9D2DC"/>
             </w:tcBorders>
             <w:tcMar>
-              <w:top w:w="45" w:type="dxa"/>
+              <w:top w:w="25" w:type="dxa"/>
               <w:left w:w="65" w:type="dxa"/>
-              <w:bottom w:w="45" w:type="dxa"/>
+              <w:bottom w:w="25" w:type="dxa"/>
               <w:right w:w="65" w:type="dxa"/>
             </w:tcMar>
             <w:vAlign w:val="center"/>
           </w:tcPr>
           <w:p>
             <w:pPr>
-              <w:spacing w:after="0" w:line="216" w:lineRule="auto"/>
+              <w:spacing w:after="0" w:line="204" w:lineRule="auto"/>
             </w:pPr>
             <w:r>
               <w:rPr>
@@ -875,16 +877,16 @@
             </w:tcBorders>
             <w:shd w:val="clear" w:color="auto" w:fill="F5F7FA"/>
             <w:tcMar>
-              <w:top w:w="45" w:type="dxa"/>
+              <w:top w:w="25" w:type="dxa"/>
               <w:left w:w="65" w:type="dxa"/>
-              <w:bottom w:w="45" w:type="dxa"/>
+              <w:bottom w:w="25" w:type="dxa"/>
               <w:right w:w="65" w:type="dxa"/>
             </w:tcMar>
             <w:vAlign w:val="center"/>
           </w:tcPr>
           <w:p>
             <w:pPr>
-              <w:spacing w:after="0" w:line="216" w:lineRule="auto"/>
+              <w:spacing w:after="0" w:line="204" w:lineRule="auto"/>
             </w:pPr>
             <w:r>
               <w:t>☐</w:t>
@@ -902,16 +904,16 @@
             </w:tcBorders>
             <w:shd w:val="clear" w:color="auto" w:fill="F5F7FA"/>
             <w:tcMar>
-              <w:top w:w="45" w:type="dxa"/>
+              <w:top w:w="25" w:type="dxa"/>
               <w:left w:w="65" w:type="dxa"/>
-              <w:bottom w:w="45" w:type="dxa"/>
+              <w:bottom w:w="25" w:type="dxa"/>
               <w:right w:w="65" w:type="dxa"/>
             </w:tcMar>
             <w:vAlign w:val="center"/>
           </w:tcPr>
           <w:p>
             <w:pPr>
-              <w:spacing w:after="0" w:line="216" w:lineRule="auto"/>
+              <w:spacing w:after="0" w:line="204" w:lineRule="auto"/>
             </w:pPr>
             <w:r>
               <w:rPr>
@@ -933,16 +935,16 @@
             </w:tcBorders>
             <w:shd w:val="clear" w:color="auto" w:fill="F5F7FA"/>
             <w:tcMar>
-              <w:top w:w="45" w:type="dxa"/>
+              <w:top w:w="25" w:type="dxa"/>
               <w:left w:w="65" w:type="dxa"/>
-              <w:bottom w:w="45" w:type="dxa"/>
+              <w:bottom w:w="25" w:type="dxa"/>
               <w:right w:w="65" w:type="dxa"/>
             </w:tcMar>
             <w:vAlign w:val="center"/>
           </w:tcPr>
           <w:p>
             <w:pPr>
-              <w:spacing w:after="0" w:line="216" w:lineRule="auto"/>
+              <w:spacing w:after="0" w:line="204" w:lineRule="auto"/>
             </w:pPr>
             <w:r>
               <w:rPr>
@@ -967,16 +969,16 @@
               <w:right w:val="single" w:sz="4" w:space="0" w:color="C9D2DC"/>
             </w:tcBorders>
             <w:tcMar>
-              <w:top w:w="45" w:type="dxa"/>
+              <w:top w:w="25" w:type="dxa"/>
               <w:left w:w="65" w:type="dxa"/>
-              <w:bottom w:w="45" w:type="dxa"/>
+              <w:bottom w:w="25" w:type="dxa"/>
               <w:right w:w="65" w:type="dxa"/>
             </w:tcMar>
             <w:vAlign w:val="center"/>
           </w:tcPr>
           <w:p>
             <w:pPr>
-              <w:spacing w:after="0" w:line="216" w:lineRule="auto"/>
+              <w:spacing w:after="0" w:line="204" w:lineRule="auto"/>
             </w:pPr>
             <w:r>
               <w:t>☐</w:t>
@@ -993,16 +995,16 @@
               <w:right w:val="single" w:sz="4" w:space="0" w:color="C9D2DC"/>
             </w:tcBorders>
             <w:tcMar>
-              <w:top w:w="45" w:type="dxa"/>
+              <w:top w:w="25" w:type="dxa"/>
               <w:left w:w="65" w:type="dxa"/>
-              <w:bottom w:w="45" w:type="dxa"/>
+              <w:bottom w:w="25" w:type="dxa"/>
               <w:right w:w="65" w:type="dxa"/>
             </w:tcMar>
             <w:vAlign w:val="center"/>
           </w:tcPr>
           <w:p>
             <w:pPr>
-              <w:spacing w:after="0" w:line="216" w:lineRule="auto"/>
+              <w:spacing w:after="0" w:line="204" w:lineRule="auto"/>
             </w:pPr>
             <w:r>
               <w:rPr>
@@ -1023,16 +1025,16 @@
               <w:right w:val="single" w:sz="4" w:space="0" w:color="C9D2DC"/>
             </w:tcBorders>
             <w:tcMar>
-              <w:top w:w="45" w:type="dxa"/>
+              <w:top w:w="25" w:type="dxa"/>
               <w:left w:w="65" w:type="dxa"/>
-              <w:bottom w:w="45" w:type="dxa"/>
+              <w:bottom w:w="25" w:type="dxa"/>
               <w:right w:w="65" w:type="dxa"/>
             </w:tcMar>
             <w:vAlign w:val="center"/>
           </w:tcPr>
           <w:p>
             <w:pPr>
-              <w:spacing w:after="0" w:line="216" w:lineRule="auto"/>
+              <w:spacing w:after="0" w:line="204" w:lineRule="auto"/>
             </w:pPr>
           </w:p>
         </w:tc>
@@ -1052,16 +1054,16 @@
             </w:tcBorders>
             <w:shd w:val="clear" w:color="auto" w:fill="F5F7FA"/>
             <w:tcMar>
-              <w:top w:w="45" w:type="dxa"/>
+              <w:top w:w="25" w:type="dxa"/>
               <w:left w:w="65" w:type="dxa"/>
-              <w:bottom w:w="45" w:type="dxa"/>
+              <w:bottom w:w="25" w:type="dxa"/>
               <w:right w:w="65" w:type="dxa"/>
             </w:tcMar>
             <w:vAlign w:val="center"/>
           </w:tcPr>
           <w:p>
             <w:pPr>
-              <w:spacing w:after="0" w:line="216" w:lineRule="auto"/>
+              <w:spacing w:after="0" w:line="204" w:lineRule="auto"/>
             </w:pPr>
             <w:r>
               <w:t>☐</w:t>
@@ -1079,16 +1081,16 @@
             </w:tcBorders>
             <w:shd w:val="clear" w:color="auto" w:fill="F5F7FA"/>
             <w:tcMar>
-              <w:top w:w="45" w:type="dxa"/>
+              <w:top w:w="25" w:type="dxa"/>
               <w:left w:w="65" w:type="dxa"/>
-              <w:bottom w:w="45" w:type="dxa"/>
+              <w:bottom w:w="25" w:type="dxa"/>
               <w:right w:w="65" w:type="dxa"/>
             </w:tcMar>
             <w:vAlign w:val="center"/>
           </w:tcPr>
           <w:p>
             <w:pPr>
-              <w:spacing w:after="0" w:line="216" w:lineRule="auto"/>
+              <w:spacing w:after="0" w:line="204" w:lineRule="auto"/>
             </w:pPr>
             <w:r>
               <w:rPr>
@@ -1110,16 +1112,16 @@
             </w:tcBorders>
             <w:shd w:val="clear" w:color="auto" w:fill="F5F7FA"/>
             <w:tcMar>
-              <w:top w:w="45" w:type="dxa"/>
+              <w:top w:w="25" w:type="dxa"/>
               <w:left w:w="65" w:type="dxa"/>
-              <w:bottom w:w="45" w:type="dxa"/>
+              <w:bottom w:w="25" w:type="dxa"/>
               <w:right w:w="65" w:type="dxa"/>
             </w:tcMar>
             <w:vAlign w:val="center"/>
           </w:tcPr>
           <w:p>
             <w:pPr>
-              <w:spacing w:after="0" w:line="216" w:lineRule="auto"/>
+              <w:spacing w:after="0" w:line="204" w:lineRule="auto"/>
             </w:pPr>
           </w:p>
         </w:tc>
@@ -1138,16 +1140,16 @@
               <w:right w:val="single" w:sz="4" w:space="0" w:color="C9D2DC"/>
             </w:tcBorders>
             <w:tcMar>
-              <w:top w:w="45" w:type="dxa"/>
+              <w:top w:w="25" w:type="dxa"/>
               <w:left w:w="65" w:type="dxa"/>
-              <w:bottom w:w="45" w:type="dxa"/>
+              <w:bottom w:w="25" w:type="dxa"/>
               <w:right w:w="65" w:type="dxa"/>
             </w:tcMar>
             <w:vAlign w:val="center"/>
           </w:tcPr>
           <w:p>
             <w:pPr>
-              <w:spacing w:after="0" w:line="216" w:lineRule="auto"/>
+              <w:spacing w:after="0" w:line="204" w:lineRule="auto"/>
             </w:pPr>
             <w:r>
               <w:t>☐</w:t>
@@ -1164,16 +1166,16 @@
               <w:right w:val="single" w:sz="4" w:space="0" w:color="C9D2DC"/>
             </w:tcBorders>
             <w:tcMar>
-              <w:top w:w="45" w:type="dxa"/>
+              <w:top w:w="25" w:type="dxa"/>
               <w:left w:w="65" w:type="dxa"/>
-              <w:bottom w:w="45" w:type="dxa"/>
+              <w:bottom w:w="25" w:type="dxa"/>
               <w:right w:w="65" w:type="dxa"/>
             </w:tcMar>
             <w:vAlign w:val="center"/>
           </w:tcPr>
           <w:p>
             <w:pPr>
-              <w:spacing w:after="0" w:line="216" w:lineRule="auto"/>
+              <w:spacing w:after="0" w:line="204" w:lineRule="auto"/>
             </w:pPr>
             <w:r>
               <w:rPr>
@@ -1194,16 +1196,16 @@
               <w:right w:val="single" w:sz="4" w:space="0" w:color="C9D2DC"/>
             </w:tcBorders>
             <w:tcMar>
-              <w:top w:w="45" w:type="dxa"/>
+              <w:top w:w="25" w:type="dxa"/>
               <w:left w:w="65" w:type="dxa"/>
-              <w:bottom w:w="45" w:type="dxa"/>
+              <w:bottom w:w="25" w:type="dxa"/>
               <w:right w:w="65" w:type="dxa"/>
             </w:tcMar>
             <w:vAlign w:val="center"/>
           </w:tcPr>
           <w:p>
             <w:pPr>
-              <w:spacing w:after="0" w:line="216" w:lineRule="auto"/>
+              <w:spacing w:after="0" w:line="204" w:lineRule="auto"/>
             </w:pPr>
           </w:p>
         </w:tc>
@@ -1223,16 +1225,16 @@
             </w:tcBorders>
             <w:shd w:val="clear" w:color="auto" w:fill="F5F7FA"/>
             <w:tcMar>
-              <w:top w:w="45" w:type="dxa"/>
+              <w:top w:w="25" w:type="dxa"/>
               <w:left w:w="65" w:type="dxa"/>
-              <w:bottom w:w="45" w:type="dxa"/>
+              <w:bottom w:w="25" w:type="dxa"/>
               <w:right w:w="65" w:type="dxa"/>
             </w:tcMar>
             <w:vAlign w:val="center"/>
           </w:tcPr>
           <w:p>
             <w:pPr>
-              <w:spacing w:after="0" w:line="216" w:lineRule="auto"/>
+              <w:spacing w:after="0" w:line="204" w:lineRule="auto"/>
             </w:pPr>
             <w:r>
               <w:t>☐</w:t>
@@ -1250,16 +1252,16 @@
             </w:tcBorders>
             <w:shd w:val="clear" w:color="auto" w:fill="F5F7FA"/>
             <w:tcMar>
-              <w:top w:w="45" w:type="dxa"/>
+              <w:top w:w="25" w:type="dxa"/>
               <w:left w:w="65" w:type="dxa"/>
-              <w:bottom w:w="45" w:type="dxa"/>
+              <w:bottom w:w="25" w:type="dxa"/>
               <w:right w:w="65" w:type="dxa"/>
             </w:tcMar>
             <w:vAlign w:val="center"/>
           </w:tcPr>
           <w:p>
             <w:pPr>
-              <w:spacing w:after="0" w:line="216" w:lineRule="auto"/>
+              <w:spacing w:after="0" w:line="204" w:lineRule="auto"/>
             </w:pPr>
             <w:r>
               <w:rPr>
@@ -1281,16 +1283,16 @@
             </w:tcBorders>
             <w:shd w:val="clear" w:color="auto" w:fill="F5F7FA"/>
             <w:tcMar>
-              <w:top w:w="45" w:type="dxa"/>
+              <w:top w:w="25" w:type="dxa"/>
               <w:left w:w="65" w:type="dxa"/>
-              <w:bottom w:w="45" w:type="dxa"/>
+              <w:bottom w:w="25" w:type="dxa"/>
               <w:right w:w="65" w:type="dxa"/>
             </w:tcMar>
             <w:vAlign w:val="center"/>
           </w:tcPr>
           <w:p>
             <w:pPr>
-              <w:spacing w:after="0" w:line="216" w:lineRule="auto"/>
+              <w:spacing w:after="0" w:line="204" w:lineRule="auto"/>
             </w:pPr>
             <w:r>
               <w:rPr>
@@ -1315,16 +1317,16 @@
               <w:right w:val="single" w:sz="4" w:space="0" w:color="C9D2DC"/>
             </w:tcBorders>
             <w:tcMar>
-              <w:top w:w="45" w:type="dxa"/>
+              <w:top w:w="25" w:type="dxa"/>
               <w:left w:w="65" w:type="dxa"/>
-              <w:bottom w:w="45" w:type="dxa"/>
+              <w:bottom w:w="25" w:type="dxa"/>
               <w:right w:w="65" w:type="dxa"/>
             </w:tcMar>
             <w:vAlign w:val="center"/>
           </w:tcPr>
           <w:p>
             <w:pPr>
-              <w:spacing w:after="0" w:line="216" w:lineRule="auto"/>
+              <w:spacing w:after="0" w:line="204" w:lineRule="auto"/>
             </w:pPr>
             <w:r>
               <w:t>☐</w:t>
@@ -1341,16 +1343,16 @@
               <w:right w:val="single" w:sz="4" w:space="0" w:color="C9D2DC"/>
             </w:tcBorders>
             <w:tcMar>
-              <w:top w:w="45" w:type="dxa"/>
+              <w:top w:w="25" w:type="dxa"/>
               <w:left w:w="65" w:type="dxa"/>
-              <w:bottom w:w="45" w:type="dxa"/>
+              <w:bottom w:w="25" w:type="dxa"/>
               <w:right w:w="65" w:type="dxa"/>
             </w:tcMar>
             <w:vAlign w:val="center"/>
           </w:tcPr>
           <w:p>
             <w:pPr>
-              <w:spacing w:after="0" w:line="216" w:lineRule="auto"/>
+              <w:spacing w:after="0" w:line="204" w:lineRule="auto"/>
             </w:pPr>
             <w:r>
               <w:rPr>
@@ -1371,16 +1373,16 @@
               <w:right w:val="single" w:sz="4" w:space="0" w:color="C9D2DC"/>
             </w:tcBorders>
             <w:tcMar>
-              <w:top w:w="45" w:type="dxa"/>
+              <w:top w:w="25" w:type="dxa"/>
               <w:left w:w="65" w:type="dxa"/>
-              <w:bottom w:w="45" w:type="dxa"/>
+              <w:bottom w:w="25" w:type="dxa"/>
               <w:right w:w="65" w:type="dxa"/>
             </w:tcMar>
             <w:vAlign w:val="center"/>
           </w:tcPr>
           <w:p>
             <w:pPr>
-              <w:spacing w:after="0" w:line="216" w:lineRule="auto"/>
+              <w:spacing w:after="0" w:line="204" w:lineRule="auto"/>
             </w:pPr>
             <w:r>
               <w:rPr>
@@ -1406,16 +1408,16 @@
             </w:tcBorders>
             <w:shd w:val="clear" w:color="auto" w:fill="F5F7FA"/>
             <w:tcMar>
-              <w:top w:w="45" w:type="dxa"/>
+              <w:top w:w="25" w:type="dxa"/>
               <w:left w:w="65" w:type="dxa"/>
-              <w:bottom w:w="45" w:type="dxa"/>
+              <w:bottom w:w="25" w:type="dxa"/>
               <w:right w:w="65" w:type="dxa"/>
             </w:tcMar>
             <w:vAlign w:val="center"/>
           </w:tcPr>
           <w:p>
             <w:pPr>
-              <w:spacing w:after="0" w:line="216" w:lineRule="auto"/>
+              <w:spacing w:after="0" w:line="204" w:lineRule="auto"/>
             </w:pPr>
             <w:r>
               <w:t>☐</w:t>
@@ -1433,16 +1435,16 @@
             </w:tcBorders>
             <w:shd w:val="clear" w:color="auto" w:fill="F5F7FA"/>
             <w:tcMar>
-              <w:top w:w="45" w:type="dxa"/>
+              <w:top w:w="25" w:type="dxa"/>
               <w:left w:w="65" w:type="dxa"/>
-              <w:bottom w:w="45" w:type="dxa"/>
+              <w:bottom w:w="25" w:type="dxa"/>
               <w:right w:w="65" w:type="dxa"/>
             </w:tcMar>
             <w:vAlign w:val="center"/>
           </w:tcPr>
           <w:p>
             <w:pPr>
-              <w:spacing w:after="0" w:line="216" w:lineRule="auto"/>
+              <w:spacing w:after="0" w:line="204" w:lineRule="auto"/>
             </w:pPr>
             <w:r>
               <w:rPr>
@@ -1464,16 +1466,16 @@
             </w:tcBorders>
             <w:shd w:val="clear" w:color="auto" w:fill="F5F7FA"/>
             <w:tcMar>
-              <w:top w:w="45" w:type="dxa"/>
+              <w:top w:w="25" w:type="dxa"/>
               <w:left w:w="65" w:type="dxa"/>
-              <w:bottom w:w="45" w:type="dxa"/>
+              <w:bottom w:w="25" w:type="dxa"/>
               <w:right w:w="65" w:type="dxa"/>
             </w:tcMar>
             <w:vAlign w:val="center"/>
           </w:tcPr>
           <w:p>
             <w:pPr>
-              <w:spacing w:after="0" w:line="216" w:lineRule="auto"/>
+              <w:spacing w:after="0" w:line="204" w:lineRule="auto"/>
             </w:pPr>
             <w:r>
               <w:rPr>
@@ -1498,16 +1500,16 @@
               <w:right w:val="single" w:sz="4" w:space="0" w:color="C9D2DC"/>
             </w:tcBorders>
             <w:tcMar>
-              <w:top w:w="45" w:type="dxa"/>
+              <w:top w:w="25" w:type="dxa"/>
               <w:left w:w="65" w:type="dxa"/>
-              <w:bottom w:w="45" w:type="dxa"/>
+              <w:bottom w:w="25" w:type="dxa"/>
               <w:right w:w="65" w:type="dxa"/>
             </w:tcMar>
             <w:vAlign w:val="center"/>
           </w:tcPr>
           <w:p>
             <w:pPr>
-              <w:spacing w:after="0" w:line="216" w:lineRule="auto"/>
+              <w:spacing w:after="0" w:line="204" w:lineRule="auto"/>
             </w:pPr>
             <w:r>
               <w:t>☐</w:t>
@@ -1524,16 +1526,16 @@
               <w:right w:val="single" w:sz="4" w:space="0" w:color="C9D2DC"/>
             </w:tcBorders>
             <w:tcMar>
-              <w:top w:w="45" w:type="dxa"/>
+              <w:top w:w="25" w:type="dxa"/>
               <w:left w:w="65" w:type="dxa"/>
-              <w:bottom w:w="45" w:type="dxa"/>
+              <w:bottom w:w="25" w:type="dxa"/>
               <w:right w:w="65" w:type="dxa"/>
             </w:tcMar>
             <w:vAlign w:val="center"/>
           </w:tcPr>
           <w:p>
             <w:pPr>
-              <w:spacing w:after="0" w:line="216" w:lineRule="auto"/>
+              <w:spacing w:after="0" w:line="204" w:lineRule="auto"/>
             </w:pPr>
             <w:r>
               <w:rPr>
@@ -1554,16 +1556,16 @@
               <w:right w:val="single" w:sz="4" w:space="0" w:color="C9D2DC"/>
             </w:tcBorders>
             <w:tcMar>
-              <w:top w:w="45" w:type="dxa"/>
+              <w:top w:w="25" w:type="dxa"/>
               <w:left w:w="65" w:type="dxa"/>
-              <w:bottom w:w="45" w:type="dxa"/>
+              <w:bottom w:w="25" w:type="dxa"/>
               <w:right w:w="65" w:type="dxa"/>
             </w:tcMar>
             <w:vAlign w:val="center"/>
           </w:tcPr>
           <w:p>
             <w:pPr>
-              <w:spacing w:after="0" w:line="216" w:lineRule="auto"/>
+              <w:spacing w:after="0" w:line="204" w:lineRule="auto"/>
             </w:pPr>
           </w:p>
         </w:tc>
@@ -1583,16 +1585,16 @@
             </w:tcBorders>
             <w:shd w:val="clear" w:color="auto" w:fill="F5F7FA"/>
             <w:tcMar>
-              <w:top w:w="45" w:type="dxa"/>
+              <w:top w:w="25" w:type="dxa"/>
               <w:left w:w="65" w:type="dxa"/>
-              <w:bottom w:w="45" w:type="dxa"/>
+              <w:bottom w:w="25" w:type="dxa"/>
               <w:right w:w="65" w:type="dxa"/>
             </w:tcMar>
             <w:vAlign w:val="center"/>
           </w:tcPr>
           <w:p>
             <w:pPr>
-              <w:spacing w:after="0" w:line="216" w:lineRule="auto"/>
+              <w:spacing w:after="0" w:line="204" w:lineRule="auto"/>
             </w:pPr>
             <w:r>
               <w:t>☐</w:t>
@@ -1610,16 +1612,16 @@
             </w:tcBorders>
             <w:shd w:val="clear" w:color="auto" w:fill="F5F7FA"/>
             <w:tcMar>
-              <w:top w:w="45" w:type="dxa"/>
+              <w:top w:w="25" w:type="dxa"/>
               <w:left w:w="65" w:type="dxa"/>
-              <w:bottom w:w="45" w:type="dxa"/>
+              <w:bottom w:w="25" w:type="dxa"/>
               <w:right w:w="65" w:type="dxa"/>
             </w:tcMar>
             <w:vAlign w:val="center"/>
           </w:tcPr>
           <w:p>
             <w:pPr>
-              <w:spacing w:after="0" w:line="216" w:lineRule="auto"/>
+              <w:spacing w:after="0" w:line="204" w:lineRule="auto"/>
             </w:pPr>
             <w:r>
               <w:rPr>
@@ -1641,16 +1643,16 @@
             </w:tcBorders>
             <w:shd w:val="clear" w:color="auto" w:fill="F5F7FA"/>
             <w:tcMar>
-              <w:top w:w="45" w:type="dxa"/>
+              <w:top w:w="25" w:type="dxa"/>
               <w:left w:w="65" w:type="dxa"/>
-              <w:bottom w:w="45" w:type="dxa"/>
+              <w:bottom w:w="25" w:type="dxa"/>
               <w:right w:w="65" w:type="dxa"/>
             </w:tcMar>
             <w:vAlign w:val="center"/>
           </w:tcPr>
           <w:p>
             <w:pPr>
-              <w:spacing w:after="0" w:line="216" w:lineRule="auto"/>
+              <w:spacing w:after="0" w:line="204" w:lineRule="auto"/>
             </w:pPr>
           </w:p>
         </w:tc>
@@ -1669,16 +1671,16 @@
               <w:right w:val="single" w:sz="4" w:space="0" w:color="C9D2DC"/>
             </w:tcBorders>
             <w:tcMar>
-              <w:top w:w="45" w:type="dxa"/>
+              <w:top w:w="25" w:type="dxa"/>
               <w:left w:w="65" w:type="dxa"/>
-              <w:bottom w:w="45" w:type="dxa"/>
+              <w:bottom w:w="25" w:type="dxa"/>
               <w:right w:w="65" w:type="dxa"/>
             </w:tcMar>
             <w:vAlign w:val="center"/>
           </w:tcPr>
           <w:p>
             <w:pPr>
-              <w:spacing w:after="0" w:line="216" w:lineRule="auto"/>
+              <w:spacing w:after="0" w:line="204" w:lineRule="auto"/>
             </w:pPr>
             <w:r>
               <w:t>☐</w:t>
@@ -1695,16 +1697,16 @@
               <w:right w:val="single" w:sz="4" w:space="0" w:color="C9D2DC"/>
             </w:tcBorders>
             <w:tcMar>
-              <w:top w:w="45" w:type="dxa"/>
+              <w:top w:w="25" w:type="dxa"/>
               <w:left w:w="65" w:type="dxa"/>
-              <w:bottom w:w="45" w:type="dxa"/>
+              <w:bottom w:w="25" w:type="dxa"/>
               <w:right w:w="65" w:type="dxa"/>
             </w:tcMar>
             <w:vAlign w:val="center"/>
           </w:tcPr>
           <w:p>
             <w:pPr>
-              <w:spacing w:after="0" w:line="216" w:lineRule="auto"/>
+              <w:spacing w:after="0" w:line="204" w:lineRule="auto"/>
             </w:pPr>
             <w:r>
               <w:rPr>
@@ -1725,16 +1727,16 @@
               <w:right w:val="single" w:sz="4" w:space="0" w:color="C9D2DC"/>
             </w:tcBorders>
             <w:tcMar>
-              <w:top w:w="45" w:type="dxa"/>
+              <w:top w:w="25" w:type="dxa"/>
               <w:left w:w="65" w:type="dxa"/>
-              <w:bottom w:w="45" w:type="dxa"/>
+              <w:bottom w:w="25" w:type="dxa"/>
               <w:right w:w="65" w:type="dxa"/>
             </w:tcMar>
             <w:vAlign w:val="center"/>
           </w:tcPr>
           <w:p>
             <w:pPr>
-              <w:spacing w:after="0" w:line="216" w:lineRule="auto"/>
+              <w:spacing w:after="0" w:line="204" w:lineRule="auto"/>
             </w:pPr>
             <w:r>
               <w:rPr>
@@ -1755,16 +1757,16 @@
             <w:gridSpan w:val="3"/>
             <w:shd w:val="clear" w:color="auto" w:fill="17365D"/>
             <w:tcMar>
-              <w:top w:w="45" w:type="dxa"/>
+              <w:top w:w="25" w:type="dxa"/>
               <w:left w:w="65" w:type="dxa"/>
-              <w:bottom w:w="45" w:type="dxa"/>
+              <w:bottom w:w="25" w:type="dxa"/>
               <w:right w:w="65" w:type="dxa"/>
             </w:tcMar>
             <w:vAlign w:val="center"/>
           </w:tcPr>
           <w:p>
             <w:pPr>
-              <w:spacing w:after="0" w:line="216" w:lineRule="auto"/>
+              <w:spacing w:after="0" w:line="204" w:lineRule="auto"/>
             </w:pPr>
             <w:r>
               <w:rPr>
@@ -1780,12 +1782,12 @@
     </w:tbl>
     <w:p>
       <w:pPr>
-        <w:spacing w:after="40" w:line="216" w:lineRule="auto"/>
+        <w:spacing w:after="20" w:line="204" w:lineRule="auto"/>
       </w:pPr>
     </w:p>
     <w:p>
       <w:pPr>
-        <w:spacing w:after="40" w:line="216" w:lineRule="auto"/>
+        <w:spacing w:after="20" w:line="204" w:lineRule="auto"/>
       </w:pPr>
       <w:r>
         <w:rPr>
@@ -1815,16 +1817,16 @@
               <w:bottom w:val="single" w:sz="5" w:space="0" w:color="C9D2DC"/>
             </w:tcBorders>
             <w:tcMar>
-              <w:top w:w="45" w:type="dxa"/>
+              <w:top w:w="25" w:type="dxa"/>
               <w:left w:w="65" w:type="dxa"/>
-              <w:bottom w:w="45" w:type="dxa"/>
+              <w:bottom w:w="25" w:type="dxa"/>
               <w:right w:w="65" w:type="dxa"/>
             </w:tcMar>
             <w:vAlign w:val="center"/>
           </w:tcPr>
           <w:p>
             <w:pPr>
-              <w:spacing w:after="0" w:line="216" w:lineRule="auto"/>
+              <w:spacing w:after="0" w:line="204" w:lineRule="auto"/>
             </w:pPr>
             <w:r>
               <w:rPr>
@@ -1849,16 +1851,16 @@
               <w:bottom w:val="single" w:sz="5" w:space="0" w:color="C9D2DC"/>
             </w:tcBorders>
             <w:tcMar>
-              <w:top w:w="45" w:type="dxa"/>
+              <w:top w:w="25" w:type="dxa"/>
               <w:left w:w="65" w:type="dxa"/>
-              <w:bottom w:w="45" w:type="dxa"/>
+              <w:bottom w:w="25" w:type="dxa"/>
               <w:right w:w="65" w:type="dxa"/>
             </w:tcMar>
             <w:vAlign w:val="center"/>
           </w:tcPr>
           <w:p>
             <w:pPr>
-              <w:spacing w:after="0" w:line="216" w:lineRule="auto"/>
+              <w:spacing w:after="0" w:line="204" w:lineRule="auto"/>
             </w:pPr>
             <w:r>
               <w:rPr>
@@ -1888,16 +1890,16 @@
               <w:bottom w:val="single" w:sz="5" w:space="0" w:color="C9D2DC"/>
             </w:tcBorders>
             <w:tcMar>
-              <w:top w:w="45" w:type="dxa"/>
+              <w:top w:w="25" w:type="dxa"/>
               <w:left w:w="65" w:type="dxa"/>
-              <w:bottom w:w="45" w:type="dxa"/>
+              <w:bottom w:w="25" w:type="dxa"/>
               <w:right w:w="65" w:type="dxa"/>
             </w:tcMar>
             <w:vAlign w:val="center"/>
           </w:tcPr>
           <w:p>
             <w:pPr>
-              <w:spacing w:after="0" w:line="216" w:lineRule="auto"/>
+              <w:spacing w:after="0" w:line="204" w:lineRule="auto"/>
             </w:pPr>
             <w:r>
               <w:rPr>
@@ -1922,16 +1924,16 @@
               <w:bottom w:val="single" w:sz="5" w:space="0" w:color="C9D2DC"/>
             </w:tcBorders>
             <w:tcMar>
-              <w:top w:w="45" w:type="dxa"/>
+              <w:top w:w="25" w:type="dxa"/>
               <w:left w:w="65" w:type="dxa"/>
-              <w:bottom w:w="45" w:type="dxa"/>
+              <w:bottom w:w="25" w:type="dxa"/>
               <w:right w:w="65" w:type="dxa"/>
             </w:tcMar>
             <w:vAlign w:val="center"/>
           </w:tcPr>
           <w:p>
             <w:pPr>
-              <w:spacing w:after="0" w:line="216" w:lineRule="auto"/>
+              <w:spacing w:after="0" w:line="204" w:lineRule="auto"/>
             </w:pPr>
             <w:r>
               <w:rPr>
@@ -1953,12 +1955,12 @@
     </w:tbl>
     <w:p>
       <w:pPr>
-        <w:spacing w:after="40" w:line="216" w:lineRule="auto"/>
+        <w:spacing w:after="20" w:line="204" w:lineRule="auto"/>
       </w:pPr>
     </w:p>
     <w:p>
       <w:pPr>
-        <w:spacing w:after="40" w:line="216" w:lineRule="auto"/>
+        <w:spacing w:after="20" w:line="204" w:lineRule="auto"/>
         <w:jc w:val="center"/>
       </w:pPr>
       <w:r>
@@ -1972,7 +1974,7 @@
     </w:p>
     <w:p>
       <w:pPr>
-        <w:spacing w:after="40" w:line="216" w:lineRule="auto"/>
+        <w:spacing w:after="20" w:line="204" w:lineRule="auto"/>
         <w:jc w:val="center"/>
       </w:pPr>
       <w:r>
@@ -2002,16 +2004,16 @@
             <w:tcW w:w="10224" w:type="dxa"/>
             <w:shd w:val="clear" w:color="auto" w:fill="17365D"/>
             <w:tcMar>
-              <w:top w:w="45" w:type="dxa"/>
+              <w:top w:w="25" w:type="dxa"/>
               <w:left w:w="65" w:type="dxa"/>
-              <w:bottom w:w="45" w:type="dxa"/>
+              <w:bottom w:w="25" w:type="dxa"/>
               <w:right w:w="65" w:type="dxa"/>
             </w:tcMar>
             <w:vAlign w:val="center"/>
           </w:tcPr>
           <w:p>
             <w:pPr>
-              <w:spacing w:after="0" w:line="216" w:lineRule="auto"/>
+              <w:spacing w:after="0" w:line="204" w:lineRule="auto"/>
             </w:pPr>
             <w:r>
               <w:rPr>
@@ -2027,12 +2029,12 @@
     </w:tbl>
     <w:p>
       <w:pPr>
-        <w:spacing w:after="40" w:line="216" w:lineRule="auto"/>
+        <w:spacing w:after="20" w:line="204" w:lineRule="auto"/>
       </w:pPr>
     </w:p>
     <w:p>
       <w:pPr>
-        <w:spacing w:after="40" w:line="216" w:lineRule="auto"/>
+        <w:spacing w:after="20" w:line="204" w:lineRule="auto"/>
       </w:pPr>
       <w:r>
         <w:rPr>
@@ -2077,16 +2079,16 @@
             </w:tcBorders>
             <w:shd w:val="clear" w:color="auto" w:fill="F5F7FA"/>
             <w:tcMar>
-              <w:top w:w="45" w:type="dxa"/>
+              <w:top w:w="25" w:type="dxa"/>
               <w:left w:w="65" w:type="dxa"/>
-              <w:bottom w:w="45" w:type="dxa"/>
+              <w:bottom w:w="25" w:type="dxa"/>
               <w:right w:w="65" w:type="dxa"/>
             </w:tcMar>
             <w:vAlign w:val="center"/>
           </w:tcPr>
           <w:p>
             <w:pPr>
-              <w:spacing w:after="0" w:line="216" w:lineRule="auto"/>
+              <w:spacing w:after="0" w:line="204" w:lineRule="auto"/>
             </w:pPr>
             <w:r>
               <w:rPr>
@@ -2111,16 +2113,16 @@
               <w:right w:val="single" w:sz="5" w:space="0" w:color="C9D2DC"/>
             </w:tcBorders>
             <w:tcMar>
-              <w:top w:w="45" w:type="dxa"/>
+              <w:top w:w="25" w:type="dxa"/>
               <w:left w:w="65" w:type="dxa"/>
-              <w:bottom w:w="45" w:type="dxa"/>
+              <w:bottom w:w="25" w:type="dxa"/>
               <w:right w:w="65" w:type="dxa"/>
             </w:tcMar>
             <w:vAlign w:val="center"/>
           </w:tcPr>
           <w:p>
             <w:pPr>
-              <w:spacing w:after="0" w:line="216" w:lineRule="auto"/>
+              <w:spacing w:after="0" w:line="204" w:lineRule="auto"/>
             </w:pPr>
             <w:r>
               <w:rPr>
@@ -2146,16 +2148,16 @@
             </w:tcBorders>
             <w:shd w:val="clear" w:color="auto" w:fill="F5F7FA"/>
             <w:tcMar>
-              <w:top w:w="45" w:type="dxa"/>
+              <w:top w:w="25" w:type="dxa"/>
               <w:left w:w="65" w:type="dxa"/>
-              <w:bottom w:w="45" w:type="dxa"/>
+              <w:bottom w:w="25" w:type="dxa"/>
               <w:right w:w="65" w:type="dxa"/>
             </w:tcMar>
             <w:vAlign w:val="center"/>
           </w:tcPr>
           <w:p>
             <w:pPr>
-              <w:spacing w:after="0" w:line="216" w:lineRule="auto"/>
+              <w:spacing w:after="0" w:line="204" w:lineRule="auto"/>
             </w:pPr>
             <w:r>
               <w:rPr>
@@ -2180,16 +2182,16 @@
               <w:right w:val="single" w:sz="5" w:space="0" w:color="C9D2DC"/>
             </w:tcBorders>
             <w:tcMar>
-              <w:top w:w="45" w:type="dxa"/>
+              <w:top w:w="25" w:type="dxa"/>
               <w:left w:w="65" w:type="dxa"/>
-              <w:bottom w:w="45" w:type="dxa"/>
+              <w:bottom w:w="25" w:type="dxa"/>
               <w:right w:w="65" w:type="dxa"/>
             </w:tcMar>
             <w:vAlign w:val="center"/>
           </w:tcPr>
           <w:p>
             <w:pPr>
-              <w:spacing w:after="0" w:line="216" w:lineRule="auto"/>
+              <w:spacing w:after="0" w:line="204" w:lineRule="auto"/>
             </w:pPr>
             <w:r>
               <w:rPr>
@@ -2215,16 +2217,16 @@
             </w:tcBorders>
             <w:shd w:val="clear" w:color="auto" w:fill="F5F7FA"/>
             <w:tcMar>
-              <w:top w:w="45" w:type="dxa"/>
+              <w:top w:w="25" w:type="dxa"/>
               <w:left w:w="65" w:type="dxa"/>
-              <w:bottom w:w="45" w:type="dxa"/>
+              <w:bottom w:w="25" w:type="dxa"/>
               <w:right w:w="65" w:type="dxa"/>
             </w:tcMar>
             <w:vAlign w:val="center"/>
           </w:tcPr>
           <w:p>
             <w:pPr>
-              <w:spacing w:after="0" w:line="216" w:lineRule="auto"/>
+              <w:spacing w:after="0" w:line="204" w:lineRule="auto"/>
             </w:pPr>
             <w:r>
               <w:rPr>
@@ -2249,16 +2251,16 @@
               <w:right w:val="single" w:sz="5" w:space="0" w:color="C9D2DC"/>
             </w:tcBorders>
             <w:tcMar>
-              <w:top w:w="45" w:type="dxa"/>
+              <w:top w:w="25" w:type="dxa"/>
               <w:left w:w="65" w:type="dxa"/>
-              <w:bottom w:w="45" w:type="dxa"/>
+              <w:bottom w:w="25" w:type="dxa"/>
               <w:right w:w="65" w:type="dxa"/>
             </w:tcMar>
             <w:vAlign w:val="center"/>
           </w:tcPr>
           <w:p>
             <w:pPr>
-              <w:spacing w:after="0" w:line="216" w:lineRule="auto"/>
+              <w:spacing w:after="0" w:line="204" w:lineRule="auto"/>
             </w:pPr>
             <w:r>
               <w:rPr>
@@ -2272,7 +2274,7 @@
     </w:tbl>
     <w:p>
       <w:pPr>
-        <w:spacing w:after="40" w:line="216" w:lineRule="auto"/>
+        <w:spacing w:after="20" w:line="204" w:lineRule="auto"/>
       </w:pPr>
       <w:r>
         <w:rPr>
@@ -2317,16 +2319,16 @@
               <w:right w:val="single" w:sz="5" w:space="0" w:color="C9D2DC"/>
             </w:tcBorders>
             <w:tcMar>
-              <w:top w:w="45" w:type="dxa"/>
+              <w:top w:w="25" w:type="dxa"/>
               <w:left w:w="65" w:type="dxa"/>
-              <w:bottom w:w="45" w:type="dxa"/>
+              <w:bottom w:w="25" w:type="dxa"/>
               <w:right w:w="65" w:type="dxa"/>
             </w:tcMar>
             <w:vAlign w:val="center"/>
           </w:tcPr>
           <w:p>
             <w:pPr>
-              <w:spacing w:after="0" w:line="216" w:lineRule="auto"/>
+              <w:spacing w:after="0" w:line="204" w:lineRule="auto"/>
             </w:pPr>
             <w:r>
               <w:rPr>
@@ -2354,16 +2356,16 @@
               <w:right w:val="single" w:sz="5" w:space="0" w:color="C9D2DC"/>
             </w:tcBorders>
             <w:tcMar>
-              <w:top w:w="45" w:type="dxa"/>
+              <w:top w:w="25" w:type="dxa"/>
               <w:left w:w="65" w:type="dxa"/>
-              <w:bottom w:w="45" w:type="dxa"/>
+              <w:bottom w:w="25" w:type="dxa"/>
               <w:right w:w="65" w:type="dxa"/>
             </w:tcMar>
             <w:vAlign w:val="center"/>
           </w:tcPr>
           <w:p>
             <w:pPr>
-              <w:spacing w:after="0" w:line="216" w:lineRule="auto"/>
+              <w:spacing w:after="0" w:line="204" w:lineRule="auto"/>
             </w:pPr>
             <w:r>
               <w:rPr>
@@ -2396,16 +2398,16 @@
               <w:right w:val="single" w:sz="5" w:space="0" w:color="C9D2DC"/>
             </w:tcBorders>
             <w:tcMar>
-              <w:top w:w="45" w:type="dxa"/>
+              <w:top w:w="25" w:type="dxa"/>
               <w:left w:w="65" w:type="dxa"/>
-              <w:bottom w:w="45" w:type="dxa"/>
+              <w:bottom w:w="25" w:type="dxa"/>
               <w:right w:w="65" w:type="dxa"/>
             </w:tcMar>
             <w:vAlign w:val="center"/>
           </w:tcPr>
           <w:p>
             <w:pPr>
-              <w:spacing w:after="0" w:line="216" w:lineRule="auto"/>
+              <w:spacing w:after="0" w:line="204" w:lineRule="auto"/>
             </w:pPr>
             <w:r>
               <w:rPr>
@@ -2433,16 +2435,16 @@
               <w:right w:val="single" w:sz="5" w:space="0" w:color="C9D2DC"/>
             </w:tcBorders>
             <w:tcMar>
-              <w:top w:w="45" w:type="dxa"/>
+              <w:top w:w="25" w:type="dxa"/>
               <w:left w:w="65" w:type="dxa"/>
-              <w:bottom w:w="45" w:type="dxa"/>
+              <w:bottom w:w="25" w:type="dxa"/>
               <w:right w:w="65" w:type="dxa"/>
             </w:tcMar>
             <w:vAlign w:val="center"/>
           </w:tcPr>
           <w:p>
             <w:pPr>
-              <w:spacing w:after="0" w:line="216" w:lineRule="auto"/>
+              <w:spacing w:after="0" w:line="204" w:lineRule="auto"/>
             </w:pPr>
             <w:r>
               <w:rPr>
@@ -2481,16 +2483,16 @@
             <w:tcW w:w="10224" w:type="dxa"/>
             <w:shd w:val="clear" w:color="auto" w:fill="17365D"/>
             <w:tcMar>
-              <w:top w:w="45" w:type="dxa"/>
+              <w:top w:w="25" w:type="dxa"/>
               <w:left w:w="65" w:type="dxa"/>
-              <w:bottom w:w="45" w:type="dxa"/>
+              <w:bottom w:w="25" w:type="dxa"/>
               <w:right w:w="65" w:type="dxa"/>
             </w:tcMar>
             <w:vAlign w:val="center"/>
           </w:tcPr>
           <w:p>
             <w:pPr>
-              <w:spacing w:after="0" w:line="216" w:lineRule="auto"/>
+              <w:spacing w:after="0" w:line="204" w:lineRule="auto"/>
             </w:pPr>
             <w:r>
               <w:rPr>
@@ -2506,7 +2508,7 @@
     </w:tbl>
     <w:p>
       <w:pPr>
-        <w:spacing w:after="40" w:line="216" w:lineRule="auto"/>
+        <w:spacing w:after="20" w:line="204" w:lineRule="auto"/>
       </w:pPr>
     </w:p>
     <w:tbl>
@@ -2529,16 +2531,16 @@
             <w:tcW w:w="3456" w:type="dxa"/>
             <w:shd w:val="clear" w:color="auto" w:fill="EAF1F8"/>
             <w:tcMar>
-              <w:top w:w="45" w:type="dxa"/>
+              <w:top w:w="25" w:type="dxa"/>
               <w:left w:w="65" w:type="dxa"/>
-              <w:bottom w:w="45" w:type="dxa"/>
+              <w:bottom w:w="25" w:type="dxa"/>
               <w:right w:w="65" w:type="dxa"/>
             </w:tcMar>
             <w:vAlign w:val="center"/>
           </w:tcPr>
           <w:p>
             <w:pPr>
-              <w:spacing w:after="0" w:line="216" w:lineRule="auto"/>
+              <w:spacing w:after="0" w:line="204" w:lineRule="auto"/>
               <w:jc w:val="center"/>
             </w:pPr>
             <w:r>
@@ -2556,16 +2558,16 @@
             <w:tcW w:w="3456" w:type="dxa"/>
             <w:shd w:val="clear" w:color="auto" w:fill="EAF1F8"/>
             <w:tcMar>
-              <w:top w:w="45" w:type="dxa"/>
+              <w:top w:w="25" w:type="dxa"/>
               <w:left w:w="65" w:type="dxa"/>
-              <w:bottom w:w="45" w:type="dxa"/>
+              <w:bottom w:w="25" w:type="dxa"/>
               <w:right w:w="65" w:type="dxa"/>
             </w:tcMar>
             <w:vAlign w:val="center"/>
           </w:tcPr>
           <w:p>
             <w:pPr>
-              <w:spacing w:after="0" w:line="216" w:lineRule="auto"/>
+              <w:spacing w:after="0" w:line="204" w:lineRule="auto"/>
               <w:jc w:val="center"/>
             </w:pPr>
             <w:r>
@@ -2583,16 +2585,16 @@
             <w:tcW w:w="3456" w:type="dxa"/>
             <w:shd w:val="clear" w:color="auto" w:fill="EAF1F8"/>
             <w:tcMar>
-              <w:top w:w="45" w:type="dxa"/>
+              <w:top w:w="25" w:type="dxa"/>
               <w:left w:w="65" w:type="dxa"/>
-              <w:bottom w:w="45" w:type="dxa"/>
+              <w:bottom w:w="25" w:type="dxa"/>
               <w:right w:w="65" w:type="dxa"/>
             </w:tcMar>
             <w:vAlign w:val="center"/>
           </w:tcPr>
           <w:p>
             <w:pPr>
-              <w:spacing w:after="0" w:line="216" w:lineRule="auto"/>
+              <w:spacing w:after="0" w:line="204" w:lineRule="auto"/>
               <w:jc w:val="center"/>
             </w:pPr>
             <w:r>
@@ -2617,16 +2619,16 @@
               <w:bottom w:val="single" w:sz="6" w:space="0" w:color="C9D2DC"/>
             </w:tcBorders>
             <w:tcMar>
-              <w:top w:w="45" w:type="dxa"/>
+              <w:top w:w="25" w:type="dxa"/>
               <w:left w:w="65" w:type="dxa"/>
-              <w:bottom w:w="45" w:type="dxa"/>
+              <w:bottom w:w="25" w:type="dxa"/>
               <w:right w:w="65" w:type="dxa"/>
             </w:tcMar>
             <w:vAlign w:val="center"/>
           </w:tcPr>
           <w:p>
             <w:pPr>
-              <w:spacing w:after="0" w:line="216" w:lineRule="auto"/>
+              <w:spacing w:after="0" w:line="204" w:lineRule="auto"/>
               <w:jc w:val="center"/>
             </w:pPr>
             <w:r>
@@ -2658,16 +2660,16 @@
               <w:bottom w:val="single" w:sz="6" w:space="0" w:color="C9D2DC"/>
             </w:tcBorders>
             <w:tcMar>
-              <w:top w:w="45" w:type="dxa"/>
+              <w:top w:w="25" w:type="dxa"/>
               <w:left w:w="65" w:type="dxa"/>
-              <w:bottom w:w="45" w:type="dxa"/>
+              <w:bottom w:w="25" w:type="dxa"/>
               <w:right w:w="65" w:type="dxa"/>
             </w:tcMar>
             <w:vAlign w:val="center"/>
           </w:tcPr>
           <w:p>
             <w:pPr>
-              <w:spacing w:after="0" w:line="216" w:lineRule="auto"/>
+              <w:spacing w:after="0" w:line="204" w:lineRule="auto"/>
               <w:jc w:val="center"/>
             </w:pPr>
             <w:r>
@@ -2699,16 +2701,16 @@
               <w:bottom w:val="single" w:sz="6" w:space="0" w:color="C9D2DC"/>
             </w:tcBorders>
             <w:tcMar>
-              <w:top w:w="45" w:type="dxa"/>
+              <w:top w:w="25" w:type="dxa"/>
               <w:left w:w="65" w:type="dxa"/>
-              <w:bottom w:w="45" w:type="dxa"/>
+              <w:bottom w:w="25" w:type="dxa"/>
               <w:right w:w="65" w:type="dxa"/>
             </w:tcMar>
             <w:vAlign w:val="center"/>
           </w:tcPr>
           <w:p>
             <w:pPr>
-              <w:spacing w:after="0" w:line="216" w:lineRule="auto"/>
+              <w:spacing w:after="0" w:line="204" w:lineRule="auto"/>
               <w:jc w:val="center"/>
             </w:pPr>
             <w:r>
@@ -2737,7 +2739,7 @@
     </w:tbl>
     <w:p>
       <w:pPr>
-        <w:spacing w:after="40" w:line="216" w:lineRule="auto"/>
+        <w:spacing w:after="20" w:line="204" w:lineRule="auto"/>
         <w:jc w:val="center"/>
       </w:pPr>
       <w:r>

--- a/app/easycashbackend/templates/QUIT_CLAIM.docx
+++ b/app/easycashbackend/templates/QUIT_CLAIM.docx
@@ -580,11 +580,9 @@
             </w:pPr>
             <w:r>
               <w:rPr>
-                <w:sz w:val="11"/>
+                <w:sz w:val="13"/>
               </w:rPr>
-              <w:t xml:space="preserve">Bank: {Bank}   Branch: {Branch}</w:t>
-              <w:br/>
-              <w:t xml:space="preserve">Acct No.: {AccountNumber}   ATM No.: {ATMCardNumber}</w:t>
+              <w:t xml:space="preserve">Bank: {Bank}  Branch: {Branch}  Acct No.: {AccountNumber}  ATM No.: {ATMCardNumber}</w:t>
             </w:r>
           </w:p>
         </w:tc>
